--- a/docs/proposal/提案書_v3_0828.docx
+++ b/docs/proposal/提案書_v3_0828.docx
@@ -3453,7 +3453,7 @@
                 <w:sz w:val="28"/>
                 <w:szCs w:val="28"/>
               </w:rPr>
-              <w:t>專業回饋經審核後納入知識庫，持續累積在地專業資料。</w:t>
+              <w:t>專業回饋經審核後納入知識庫，持續累積在地專業資料；此流程已設計，MVP 階段尚未實作，列為下一階段。</w:t>
             </w:r>
           </w:p>
           <w:p>
@@ -5468,7 +5468,7 @@
                 <w:sz w:val="28"/>
                 <w:szCs w:val="28"/>
               </w:rPr>
-              <w:t>本層提供可回溯的輸出依據。現階段 Prototype 已串接三類知識庫：法規（全國法規資料庫、內政部國土管理署公開資訊、非都市土地使用管制規則及各縣市建築管理自治法規）、成本（主計總處營造工程物價指數、政府工程公開價格及專業公會資料）與氣候（中央氣象署開放資料平臺）；建材與案例列入下一階段。各筆資料標註類型、發布機關、適用地區、版本日期與授權狀態，並依地點、時間與類別篩選；檢索採關鍵字與向量混合檢索並重新排序，降低誤取條文及跨區規定風險。第一階段涵蓋六都及鄰近縣市，未收錄地區於檢核階段即觸發拒答，不以其他地區規定推定。</w:t>
+              <w:t>本層提供可回溯的輸出依據。現階段 Prototype 已串接三類知識庫：法規（全國法規資料庫、內政部國土管理署公開資訊及臺南市建築管理自治法規）、成本（主計總處營造工程物價指數、政府工程公開價格）與氣候（中央氣象署開放資料平臺）；建材與案例列入下一階段。各筆資料標註類型、發布機關、適用地區、版本日期與授權狀態，並依地點、時間與類別篩選；檢索採關鍵字與向量混合檢索並重新排序，降低誤取條文及跨區規定風險。Prototype 先行驗證臺南市，六都及鄰近縣市為第一階段目標；未收錄地區於檢核階段即觸發拒答，不以其他地區規定推定。</w:t>
             </w:r>
           </w:p>
           <w:p>
@@ -5597,7 +5597,7 @@
                 <w:sz w:val="28"/>
                 <w:szCs w:val="28"/>
               </w:rPr>
-              <w:t xml:space="preserve"> 建立向量索引，結構化需求、來源與回饋存於關聯式資料庫。模型依任務分工：意圖解析與欄位抽取採輕量、摘要與白話轉譯採主力商用 API 模型；向量嵌入與重新排序採自架開源模型，降低推論成本與檢索資料外送。使用者資料與知識庫存放於國內機房，商用 API 僅接收任務所需的最小化、去識別化內容。條件檢核與拒答完全由規則層執行，確保結果可重現、可稽核。現階段部署於 Linux＋Docker＋Nginx，正式階段規劃遷移至中華電信 </w:t>
+              <w:t xml:space="preserve"> 建立向量索引，結構化需求、來源與回饋存於關聯式資料庫。模型依任務分工：意圖解析與欄位抽取採輕量、摘要與白話轉譯採主力商用 API 模型；向量嵌入與重新排序採自架開源模型，降低推論成本與檢索資料外送。使用者資料與知識庫存放於國內機房，商用 API 僅接收任務所需的最小化、去識別化內容。條件檢核與拒答完全由規則層執行，確保結果可重現、可稽核。現階段於本機 Linux＋Docker＋Nginx 環境開發，正式階段規劃部署至中華電信 </w:t>
             </w:r>
             <w:proofErr w:type="spellStart"/>
             <w:r>
@@ -6965,7 +6965,7 @@
                 <w:sz w:val="28"/>
                 <w:szCs w:val="28"/>
               </w:rPr>
-              <w:t>先生的結構化摘要後，可於首次會談直接檢視需求、缺漏欄位與待確認事項，進入方案討論；若發現成本區間與在地行情有落差，亦可提出修正，經審核後納入知識庫，形成持續更新的知識閉環。</w:t>
+              <w:t>先生的結構化摘要後，可於首次會談直接檢視需求、缺漏欄位與待確認事項，進入方案討論；若發現成本區間與在地行情有落差，亦可提出修正；回饋審核與納入知識庫的閉環流程已設計，尚未於本階段實作，列為下一階段。</w:t>
             </w:r>
           </w:p>
           <w:p>
@@ -8456,7 +8456,7 @@
                 <w:sz w:val="28"/>
                 <w:szCs w:val="28"/>
               </w:rPr>
-              <w:t>SAM 以第一階段涵蓋的六都及鄰近縣市估算，占上述市場約 55%，約 3.45 億元／年。第三年 SOM 以 SAM 為基礎，假設 B2B 滲透率 3%、B2C 轉換率約 0.7%，約達 200 家專業機構與 600 位付費使用者，年化營收約 774 萬元。除住宅使用執照統計外，其餘市場規模、價格、訂閱期間與滲透率均為初步假設，後續將以公會登記資料與實地訪談校正。</w:t>
+              <w:t>SAM 以第一階段目標涵蓋的六都及鄰近縣市估算，占上述市場約 55%，約 3.45 億元／年。第三年 SOM 以 SAM 為基礎，假設 B2B 滲透率 3%、B2C 轉換率約 0.7%，約達 200 家專業機構與 600 位付費使用者，年化營收約 774 萬元。除住宅使用執照統計外，其餘市場規模、價格、訂閱期間與滲透率均為初步假設，後續將以公會登記資料與實地訪談校正。</w:t>
             </w:r>
           </w:p>
           <w:p>
@@ -8940,7 +8940,7 @@
                 <w:sz w:val="28"/>
                 <w:szCs w:val="28"/>
               </w:rPr>
-              <w:t>本作品的差異不在模型，而在資料與流程資產。依序為：其一，結構化需求 schema 與追問決策樹，定義必填欄位、追問順序與拒答條件，是需求收斂及 B2B 媒合的核心；其二，專業回饋閉環，將建築師與設計師修正經審核後納入知識庫；其三，媒合信任機制，結合 MID Plus 本人核驗與專業資格查核，形成可驗證的專業端流程；其四，可稽核的在地資料資產，逐縣市維護法規、成本與氣候資料的版本及適用範圍，第一階段聚焦六都及鄰近縣市。</w:t>
+              <w:t>本作品的差異不在模型，而在資料與流程資產。依序為：其一，結構化需求 schema 與追問決策樹，定義必填欄位、追問順序與拒答條件，是需求收斂及 B2B 媒合的核心；其二，專業回饋閉環（流程已設計，回饋審核機制尚未實作，列為下一階段），將建築師與設計師修正經審核後納入知識庫；其三，媒合信任機制，結合 MID Plus 本人核驗與專業資格查核，形成可驗證的專業端流程；其四，可稽核的在地資料資產，已建立逐縣市維護法規、成本與氣候資料版本及適用範圍的機制，現階段涵蓋臺南市，六都及鄰近縣市為第一階段目標。</w:t>
             </w:r>
           </w:p>
           <w:p>

--- a/docs/proposal/提案書_v3_0828.docx
+++ b/docs/proposal/提案書_v3_0828.docx
@@ -5468,7 +5468,7 @@
                 <w:sz w:val="28"/>
                 <w:szCs w:val="28"/>
               </w:rPr>
-              <w:t>本層提供可回溯的輸出依據。現階段 Prototype 已串接三類知識庫：法規（全國法規資料庫、內政部國土管理署公開資訊及臺南市建築管理自治法規）、成本（主計總處營造工程物價指數、政府工程公開價格）與氣候（中央氣象署開放資料平臺）；建材與案例列入下一階段。各筆資料標註類型、發布機關、適用地區、版本日期與授權狀態，並依地點、時間與類別篩選；檢索採關鍵字與向量混合檢索並重新排序，降低誤取條文及跨區規定風險。Prototype 先行驗證臺南市，六都及鄰近縣市為第一階段目標；未收錄地區於檢核階段即觸發拒答，不以其他地區規定推定。</w:t>
+              <w:t>本層提供可回溯的輸出依據。三類知識庫的切片格式與來源清單已定義：法規（全國法規資料庫、內政部國土管理署公開資訊及臺南市建築管理自治法規）、成本（主計總處營造工程物價指數、政府工程公開價格）與氣候（中央氣象署開放資料平臺）；建材與案例列入下一階段。每筆切片必須標註類型、發布機關、適用地區、版本日期與授權狀態，缺漏由 CI 檢查擋下；檢索規劃採關鍵字與向量混合檢索並重新排序，依地點、時間與類別篩選，降低誤取條文及跨區規定風險。臺南市切片與檢索層尚在建置中，本階段尚未串接實際資料。Prototype 先行驗證臺南市，六都及鄰近縣市為第一階段目標；未收錄地區於檢核階段即觸發拒答，不以其他地區規定推定。</w:t>
             </w:r>
           </w:p>
           <w:p>
@@ -5597,7 +5597,7 @@
                 <w:sz w:val="28"/>
                 <w:szCs w:val="28"/>
               </w:rPr>
-              <w:t xml:space="preserve"> 建立向量索引，結構化需求、來源與回饋存於關聯式資料庫。模型依任務分工：意圖解析與欄位抽取採輕量、摘要與白話轉譯採主力商用 API 模型；向量嵌入與重新排序採自架開源模型，降低推論成本與檢索資料外送。使用者資料與知識庫存放於國內機房，商用 API 僅接收任務所需的最小化、去識別化內容。條件檢核與拒答完全由規則層執行，確保結果可重現、可稽核。現階段於本機 Linux＋Docker＋Nginx 環境開發，正式階段規劃部署至中華電信 </w:t>
+              <w:t xml:space="preserve"> 建立向量索引，結構化需求、來源與回饋存於關聯式資料庫。模型依任務分工：意圖解析與欄位抽取採輕量、摘要與白話轉譯採主力商用 API 模型；向量嵌入與重新排序採自架開源模型，降低推論成本與檢索資料外送。使用者資料與知識庫存放於國內機房，商用 API 僅接收任務所需的最小化、去識別化內容。條件檢核與拒答完全由規則層執行，確保結果可重現、可稽核。部署尚未建置，現階段僅於本機開發環境執行；規劃採 Linux＋Docker＋Nginx，正式階段部署至中華電信 </w:t>
             </w:r>
             <w:proofErr w:type="spellStart"/>
             <w:r>
@@ -8940,7 +8940,7 @@
                 <w:sz w:val="28"/>
                 <w:szCs w:val="28"/>
               </w:rPr>
-              <w:t>本作品的差異不在模型，而在資料與流程資產。依序為：其一，結構化需求 schema 與追問決策樹，定義必填欄位、追問順序與拒答條件，是需求收斂及 B2B 媒合的核心；其二，專業回饋閉環（流程已設計，回饋審核機制尚未實作，列為下一階段），將建築師與設計師修正經審核後納入知識庫；其三，媒合信任機制，結合 MID Plus 本人核驗與專業資格查核，形成可驗證的專業端流程；其四，可稽核的在地資料資產，已建立逐縣市維護法規、成本與氣候資料版本及適用範圍的機制，現階段涵蓋臺南市，六都及鄰近縣市為第一階段目標。</w:t>
+              <w:t>本作品的差異不在模型，而在資料與流程資產。依序為：其一，結構化需求 schema 與追問決策樹，定義必填欄位、追問順序與拒答條件，是需求收斂及 B2B 媒合的核心；其二，專業回饋閉環（流程已設計，回饋審核機制尚未實作，列為下一階段），將建築師與設計師修正經審核後納入知識庫；其三，媒合信任機制，結合 MID Plus 本人核驗與專業資格查核，形成可驗證的專業端流程；其四，可稽核的在地資料資產，已定義逐縣市維護法規、成本與氣候資料版本及適用範圍的格式與驗證機制（每筆切片必填適用地區與版本日期，由 CI 檢查，另設人工查證台帳）；臺南市資料建置中，六都及鄰近縣市為第一階段目標。</w:t>
             </w:r>
           </w:p>
           <w:p>

--- a/docs/proposal/提案書_v3_0828.docx
+++ b/docs/proposal/提案書_v3_0828.docx
@@ -5842,40 +5842,40 @@
                 <w:sz w:val="28"/>
                 <w:szCs w:val="28"/>
               </w:rPr>
-              <w:t>王先生可逐項批改、刪除與劃記重點後定稿。</w:t>
-            </w:r>
-          </w:p>
-          <w:p>
-            <w:pPr>
-              <w:adjustRightInd w:val="0"/>
-              <w:snapToGrid w:val="0"/>
-              <w:rPr>
-                <w:rFonts w:ascii="標楷體" w:eastAsia="標楷體" w:hAnsi="標楷體"/>
-                <w:color w:val="000000"/>
-                <w:sz w:val="28"/>
-                <w:szCs w:val="28"/>
-              </w:rPr>
-            </w:pPr>
-          </w:p>
-          <w:p>
-            <w:pPr>
-              <w:adjustRightInd w:val="0"/>
-              <w:snapToGrid w:val="0"/>
-              <w:rPr>
-                <w:rFonts w:ascii="標楷體" w:eastAsia="標楷體" w:hAnsi="標楷體"/>
-                <w:color w:val="000000"/>
-                <w:sz w:val="28"/>
-                <w:szCs w:val="28"/>
-              </w:rPr>
-            </w:pPr>
-            <w:r>
-              <w:rPr>
-                <w:rFonts w:ascii="標楷體" w:eastAsia="標楷體" w:hAnsi="標楷體" w:hint="eastAsia"/>
-                <w:color w:val="000000"/>
-                <w:sz w:val="28"/>
-                <w:szCs w:val="28"/>
-              </w:rPr>
-              <w:t>收尾前，系統掃描需求完整性，發現長輩同住需求、主要收納位置與網路設備擺放點尚未確認，說明其影響後供王先生補答；仍未補齊者轉列待確認事項。</w:t>
+              <w:t>郭先生可逐項批改、刪除與劃記重點後定稿。</w:t>
+            </w:r>
+          </w:p>
+          <w:p>
+            <w:pPr>
+              <w:adjustRightInd w:val="0"/>
+              <w:snapToGrid w:val="0"/>
+              <w:rPr>
+                <w:rFonts w:ascii="標楷體" w:eastAsia="標楷體" w:hAnsi="標楷體"/>
+                <w:color w:val="000000"/>
+                <w:sz w:val="28"/>
+                <w:szCs w:val="28"/>
+              </w:rPr>
+            </w:pPr>
+          </w:p>
+          <w:p>
+            <w:pPr>
+              <w:adjustRightInd w:val="0"/>
+              <w:snapToGrid w:val="0"/>
+              <w:rPr>
+                <w:rFonts w:ascii="標楷體" w:eastAsia="標楷體" w:hAnsi="標楷體"/>
+                <w:color w:val="000000"/>
+                <w:sz w:val="28"/>
+                <w:szCs w:val="28"/>
+              </w:rPr>
+            </w:pPr>
+            <w:r>
+              <w:rPr>
+                <w:rFonts w:ascii="標楷體" w:eastAsia="標楷體" w:hAnsi="標楷體" w:hint="eastAsia"/>
+                <w:color w:val="000000"/>
+                <w:sz w:val="28"/>
+                <w:szCs w:val="28"/>
+              </w:rPr>
+              <w:t>收尾前，系統掃描需求完整性，發現長輩同住需求、主要收納位置與網路設備擺放點尚未確認，說明其影響後供郭先生補答；仍未補齊者轉列待確認事項。</w:t>
             </w:r>
           </w:p>
           <w:p>

--- a/docs/proposal/提案書_v3_0828.docx
+++ b/docs/proposal/提案書_v3_0828.docx
@@ -5368,7 +5368,7 @@
                 <w:sz w:val="28"/>
                 <w:szCs w:val="28"/>
               </w:rPr>
-              <w:t>對話結束前，系統依結構化 schema 掃描摘要完整性，將欄位分為已填、可推定但未確認、缺漏三種狀態。缺漏項目依對後續設計的影響排序，一次提出並說明缺漏影響；使用者可補答、標記不需要，或轉列待確認事項。</w:t>
+              <w:t>對話結束前，系統依結構化 schema 掃描摘要完整性，將欄位分為已填、可推定但未確認、缺漏三種狀態。缺漏項目依對後續設計的影響排序，一次提出並說明缺漏影響；缺漏項目轉列待確認事項，並標示應向哪一類專業人員確認。</w:t>
             </w:r>
           </w:p>
           <w:p>
@@ -5875,7 +5875,7 @@
                 <w:sz w:val="28"/>
                 <w:szCs w:val="28"/>
               </w:rPr>
-              <w:t>收尾前，系統掃描需求完整性，發現長輩同住需求、主要收納位置與網路設備擺放點尚未確認，說明其影響後供郭先生補答；仍未補齊者轉列待確認事項。</w:t>
+              <w:t>收尾前，系統掃描需求完整性，發現長輩同住需求、主要收納位置與網路設備擺放點尚未確認，依優先序一次列出並說明各項影響；這些項目轉列待確認事項，並標示應向哪一類專業人員確認。</w:t>
             </w:r>
           </w:p>
           <w:p>
@@ -11895,7 +11895,7 @@
                 <w:sz w:val="28"/>
                 <w:szCs w:val="28"/>
               </w:rPr>
-              <w:t>：收尾時逐欄檢查，缺漏項目依追問優先序一次列出，並標示不補這一題會影響什麼；使用者可補答、標記不需要，或轉列待確認事項。</w:t>
+              <w:t>：收尾時逐欄檢查，缺漏項目依追問優先序一次列出，並標示不補這一題會影響什麼；缺漏項目轉列待確認事項，並標示應向哪一類專業人員確認。</w:t>
             </w:r>
           </w:p>
           <w:p>
